--- a/Successful deployment of java app on EKS cluster using helm charts.docx
+++ b/Successful deployment of java app on EKS cluster using helm charts.docx
@@ -12,6 +12,203 @@
     </w:p>
     <w:p>
       <w:r>
+        <w:drawing>
+          <wp:inline distT="0" distB="0" distL="0" distR="0" wp14:anchorId="57B2CCE0" wp14:editId="250D6097">
+            <wp:extent cx="5943600" cy="3108325"/>
+            <wp:effectExtent l="0" t="0" r="0" b="0"/>
+            <wp:docPr id="1669775537" name="Picture 1"/>
+            <wp:cNvGraphicFramePr>
+              <a:graphicFrameLocks xmlns:a="http://schemas.openxmlformats.org/drawingml/2006/main" noChangeAspect="1"/>
+            </wp:cNvGraphicFramePr>
+            <a:graphic xmlns:a="http://schemas.openxmlformats.org/drawingml/2006/main">
+              <a:graphicData uri="http://schemas.openxmlformats.org/drawingml/2006/picture">
+                <pic:pic xmlns:pic="http://schemas.openxmlformats.org/drawingml/2006/picture">
+                  <pic:nvPicPr>
+                    <pic:cNvPr id="1669775537" name=""/>
+                    <pic:cNvPicPr/>
+                  </pic:nvPicPr>
+                  <pic:blipFill>
+                    <a:blip r:embed="rId4"/>
+                    <a:stretch>
+                      <a:fillRect/>
+                    </a:stretch>
+                  </pic:blipFill>
+                  <pic:spPr>
+                    <a:xfrm>
+                      <a:off x="0" y="0"/>
+                      <a:ext cx="5943600" cy="3108325"/>
+                    </a:xfrm>
+                    <a:prstGeom prst="rect">
+                      <a:avLst/>
+                    </a:prstGeom>
+                  </pic:spPr>
+                </pic:pic>
+              </a:graphicData>
+            </a:graphic>
+          </wp:inline>
+        </w:drawing>
+      </w:r>
+    </w:p>
+    <w:p>
+      <w:r>
+        <w:drawing>
+          <wp:inline distT="0" distB="0" distL="0" distR="0" wp14:anchorId="4C0FB9E1" wp14:editId="50EB19C2">
+            <wp:extent cx="5943600" cy="2791460"/>
+            <wp:effectExtent l="0" t="0" r="0" b="8890"/>
+            <wp:docPr id="1666956248" name="Picture 1"/>
+            <wp:cNvGraphicFramePr>
+              <a:graphicFrameLocks xmlns:a="http://schemas.openxmlformats.org/drawingml/2006/main" noChangeAspect="1"/>
+            </wp:cNvGraphicFramePr>
+            <a:graphic xmlns:a="http://schemas.openxmlformats.org/drawingml/2006/main">
+              <a:graphicData uri="http://schemas.openxmlformats.org/drawingml/2006/picture">
+                <pic:pic xmlns:pic="http://schemas.openxmlformats.org/drawingml/2006/picture">
+                  <pic:nvPicPr>
+                    <pic:cNvPr id="1666956248" name=""/>
+                    <pic:cNvPicPr/>
+                  </pic:nvPicPr>
+                  <pic:blipFill>
+                    <a:blip r:embed="rId5"/>
+                    <a:stretch>
+                      <a:fillRect/>
+                    </a:stretch>
+                  </pic:blipFill>
+                  <pic:spPr>
+                    <a:xfrm>
+                      <a:off x="0" y="0"/>
+                      <a:ext cx="5943600" cy="2791460"/>
+                    </a:xfrm>
+                    <a:prstGeom prst="rect">
+                      <a:avLst/>
+                    </a:prstGeom>
+                  </pic:spPr>
+                </pic:pic>
+              </a:graphicData>
+            </a:graphic>
+          </wp:inline>
+        </w:drawing>
+      </w:r>
+    </w:p>
+    <w:p>
+      <w:r>
+        <w:lastRenderedPageBreak/>
+        <w:drawing>
+          <wp:inline distT="0" distB="0" distL="0" distR="0" wp14:anchorId="5104CE55" wp14:editId="06957A24">
+            <wp:extent cx="5943600" cy="3270885"/>
+            <wp:effectExtent l="0" t="0" r="0" b="5715"/>
+            <wp:docPr id="755933913" name="Picture 1"/>
+            <wp:cNvGraphicFramePr>
+              <a:graphicFrameLocks xmlns:a="http://schemas.openxmlformats.org/drawingml/2006/main" noChangeAspect="1"/>
+            </wp:cNvGraphicFramePr>
+            <a:graphic xmlns:a="http://schemas.openxmlformats.org/drawingml/2006/main">
+              <a:graphicData uri="http://schemas.openxmlformats.org/drawingml/2006/picture">
+                <pic:pic xmlns:pic="http://schemas.openxmlformats.org/drawingml/2006/picture">
+                  <pic:nvPicPr>
+                    <pic:cNvPr id="755933913" name=""/>
+                    <pic:cNvPicPr/>
+                  </pic:nvPicPr>
+                  <pic:blipFill>
+                    <a:blip r:embed="rId6"/>
+                    <a:stretch>
+                      <a:fillRect/>
+                    </a:stretch>
+                  </pic:blipFill>
+                  <pic:spPr>
+                    <a:xfrm>
+                      <a:off x="0" y="0"/>
+                      <a:ext cx="5943600" cy="3270885"/>
+                    </a:xfrm>
+                    <a:prstGeom prst="rect">
+                      <a:avLst/>
+                    </a:prstGeom>
+                  </pic:spPr>
+                </pic:pic>
+              </a:graphicData>
+            </a:graphic>
+          </wp:inline>
+        </w:drawing>
+      </w:r>
+    </w:p>
+    <w:p>
+      <w:r>
+        <w:drawing>
+          <wp:inline distT="0" distB="0" distL="0" distR="0" wp14:anchorId="317FA105" wp14:editId="042585C5">
+            <wp:extent cx="5943600" cy="1527810"/>
+            <wp:effectExtent l="0" t="0" r="0" b="0"/>
+            <wp:docPr id="11874494" name="Picture 1"/>
+            <wp:cNvGraphicFramePr>
+              <a:graphicFrameLocks xmlns:a="http://schemas.openxmlformats.org/drawingml/2006/main" noChangeAspect="1"/>
+            </wp:cNvGraphicFramePr>
+            <a:graphic xmlns:a="http://schemas.openxmlformats.org/drawingml/2006/main">
+              <a:graphicData uri="http://schemas.openxmlformats.org/drawingml/2006/picture">
+                <pic:pic xmlns:pic="http://schemas.openxmlformats.org/drawingml/2006/picture">
+                  <pic:nvPicPr>
+                    <pic:cNvPr id="11874494" name=""/>
+                    <pic:cNvPicPr/>
+                  </pic:nvPicPr>
+                  <pic:blipFill>
+                    <a:blip r:embed="rId7"/>
+                    <a:stretch>
+                      <a:fillRect/>
+                    </a:stretch>
+                  </pic:blipFill>
+                  <pic:spPr>
+                    <a:xfrm>
+                      <a:off x="0" y="0"/>
+                      <a:ext cx="5943600" cy="1527810"/>
+                    </a:xfrm>
+                    <a:prstGeom prst="rect">
+                      <a:avLst/>
+                    </a:prstGeom>
+                  </pic:spPr>
+                </pic:pic>
+              </a:graphicData>
+            </a:graphic>
+          </wp:inline>
+        </w:drawing>
+      </w:r>
+    </w:p>
+    <w:p>
+      <w:r>
+        <w:drawing>
+          <wp:inline distT="0" distB="0" distL="0" distR="0" wp14:anchorId="29C6B0B0" wp14:editId="3ACD3124">
+            <wp:extent cx="5943600" cy="1581785"/>
+            <wp:effectExtent l="0" t="0" r="0" b="0"/>
+            <wp:docPr id="1212003349" name="Picture 1"/>
+            <wp:cNvGraphicFramePr>
+              <a:graphicFrameLocks xmlns:a="http://schemas.openxmlformats.org/drawingml/2006/main" noChangeAspect="1"/>
+            </wp:cNvGraphicFramePr>
+            <a:graphic xmlns:a="http://schemas.openxmlformats.org/drawingml/2006/main">
+              <a:graphicData uri="http://schemas.openxmlformats.org/drawingml/2006/picture">
+                <pic:pic xmlns:pic="http://schemas.openxmlformats.org/drawingml/2006/picture">
+                  <pic:nvPicPr>
+                    <pic:cNvPr id="1212003349" name=""/>
+                    <pic:cNvPicPr/>
+                  </pic:nvPicPr>
+                  <pic:blipFill>
+                    <a:blip r:embed="rId8"/>
+                    <a:stretch>
+                      <a:fillRect/>
+                    </a:stretch>
+                  </pic:blipFill>
+                  <pic:spPr>
+                    <a:xfrm>
+                      <a:off x="0" y="0"/>
+                      <a:ext cx="5943600" cy="1581785"/>
+                    </a:xfrm>
+                    <a:prstGeom prst="rect">
+                      <a:avLst/>
+                    </a:prstGeom>
+                  </pic:spPr>
+                </pic:pic>
+              </a:graphicData>
+            </a:graphic>
+          </wp:inline>
+        </w:drawing>
+      </w:r>
+    </w:p>
+    <w:p>
+      <w:r>
+        <w:lastRenderedPageBreak/>
         <w:drawing>
           <wp:inline distT="0" distB="0" distL="0" distR="0" wp14:anchorId="1C8B801B" wp14:editId="36C04556">
             <wp:extent cx="5943600" cy="1665605"/>
@@ -28,7 +225,7 @@
                     <pic:cNvPicPr/>
                   </pic:nvPicPr>
                   <pic:blipFill>
-                    <a:blip r:embed="rId4"/>
+                    <a:blip r:embed="rId9"/>
                     <a:stretch>
                       <a:fillRect/>
                     </a:stretch>
@@ -67,7 +264,7 @@
                     <pic:cNvPicPr/>
                   </pic:nvPicPr>
                   <pic:blipFill>
-                    <a:blip r:embed="rId5"/>
+                    <a:blip r:embed="rId10"/>
                     <a:stretch>
                       <a:fillRect/>
                     </a:stretch>
@@ -109,7 +306,7 @@
                     <pic:cNvPicPr/>
                   </pic:nvPicPr>
                   <pic:blipFill>
-                    <a:blip r:embed="rId6"/>
+                    <a:blip r:embed="rId11"/>
                     <a:stretch>
                       <a:fillRect/>
                     </a:stretch>
@@ -148,7 +345,7 @@
                     <pic:cNvPicPr/>
                   </pic:nvPicPr>
                   <pic:blipFill>
-                    <a:blip r:embed="rId7"/>
+                    <a:blip r:embed="rId12"/>
                     <a:stretch>
                       <a:fillRect/>
                     </a:stretch>

--- a/Successful deployment of java app on EKS cluster using helm charts.docx
+++ b/Successful deployment of java app on EKS cluster using helm charts.docx
@@ -4,14 +4,53 @@
   <w:body>
     <w:p>
       <w:r>
-        <w:t>Successful deployment of java app on EKS cluster using helm charts</w:t>
-      </w:r>
-      <w:r>
-        <w:t>. (microservice app)</w:t>
+        <w:t>Successful deployment of java app on EKS cluster using helm charts. (microservice app)</w:t>
       </w:r>
     </w:p>
     <w:p>
       <w:r>
+        <w:drawing>
+          <wp:inline distT="0" distB="0" distL="0" distR="0" wp14:anchorId="2F115AF0" wp14:editId="6FA7C778">
+            <wp:extent cx="5943600" cy="3885565"/>
+            <wp:effectExtent l="0" t="0" r="0" b="635"/>
+            <wp:docPr id="791720135" name="Picture 1"/>
+            <wp:cNvGraphicFramePr>
+              <a:graphicFrameLocks xmlns:a="http://schemas.openxmlformats.org/drawingml/2006/main" noChangeAspect="1"/>
+            </wp:cNvGraphicFramePr>
+            <a:graphic xmlns:a="http://schemas.openxmlformats.org/drawingml/2006/main">
+              <a:graphicData uri="http://schemas.openxmlformats.org/drawingml/2006/picture">
+                <pic:pic xmlns:pic="http://schemas.openxmlformats.org/drawingml/2006/picture">
+                  <pic:nvPicPr>
+                    <pic:cNvPr id="791720135" name=""/>
+                    <pic:cNvPicPr/>
+                  </pic:nvPicPr>
+                  <pic:blipFill>
+                    <a:blip r:embed="rId4"/>
+                    <a:stretch>
+                      <a:fillRect/>
+                    </a:stretch>
+                  </pic:blipFill>
+                  <pic:spPr>
+                    <a:xfrm>
+                      <a:off x="0" y="0"/>
+                      <a:ext cx="5943600" cy="3885565"/>
+                    </a:xfrm>
+                    <a:prstGeom prst="rect">
+                      <a:avLst/>
+                    </a:prstGeom>
+                  </pic:spPr>
+                </pic:pic>
+              </a:graphicData>
+            </a:graphic>
+          </wp:inline>
+        </w:drawing>
+      </w:r>
+    </w:p>
+    <w:p>
+      <w:r>
+        <w:rPr>
+          <w:noProof/>
+        </w:rPr>
         <w:drawing>
           <wp:inline distT="0" distB="0" distL="0" distR="0" wp14:anchorId="57B2CCE0" wp14:editId="250D6097">
             <wp:extent cx="5943600" cy="3108325"/>
@@ -28,7 +67,7 @@
                     <pic:cNvPicPr/>
                   </pic:nvPicPr>
                   <pic:blipFill>
-                    <a:blip r:embed="rId4"/>
+                    <a:blip r:embed="rId5"/>
                     <a:stretch>
                       <a:fillRect/>
                     </a:stretch>
@@ -51,6 +90,10 @@
     </w:p>
     <w:p>
       <w:r>
+        <w:rPr>
+          <w:noProof/>
+        </w:rPr>
+        <w:lastRenderedPageBreak/>
         <w:drawing>
           <wp:inline distT="0" distB="0" distL="0" distR="0" wp14:anchorId="4C0FB9E1" wp14:editId="50EB19C2">
             <wp:extent cx="5943600" cy="2791460"/>
@@ -67,7 +110,7 @@
                     <pic:cNvPicPr/>
                   </pic:nvPicPr>
                   <pic:blipFill>
-                    <a:blip r:embed="rId5"/>
+                    <a:blip r:embed="rId6"/>
                     <a:stretch>
                       <a:fillRect/>
                     </a:stretch>
@@ -90,7 +133,9 @@
     </w:p>
     <w:p>
       <w:r>
-        <w:lastRenderedPageBreak/>
+        <w:rPr>
+          <w:noProof/>
+        </w:rPr>
         <w:drawing>
           <wp:inline distT="0" distB="0" distL="0" distR="0" wp14:anchorId="5104CE55" wp14:editId="06957A24">
             <wp:extent cx="5943600" cy="3270885"/>
@@ -107,7 +152,7 @@
                     <pic:cNvPicPr/>
                   </pic:nvPicPr>
                   <pic:blipFill>
-                    <a:blip r:embed="rId6"/>
+                    <a:blip r:embed="rId7"/>
                     <a:stretch>
                       <a:fillRect/>
                     </a:stretch>
@@ -130,6 +175,9 @@
     </w:p>
     <w:p>
       <w:r>
+        <w:rPr>
+          <w:noProof/>
+        </w:rPr>
         <w:drawing>
           <wp:inline distT="0" distB="0" distL="0" distR="0" wp14:anchorId="317FA105" wp14:editId="042585C5">
             <wp:extent cx="5943600" cy="1527810"/>
@@ -146,7 +194,7 @@
                     <pic:cNvPicPr/>
                   </pic:nvPicPr>
                   <pic:blipFill>
-                    <a:blip r:embed="rId7"/>
+                    <a:blip r:embed="rId8"/>
                     <a:stretch>
                       <a:fillRect/>
                     </a:stretch>
@@ -169,6 +217,10 @@
     </w:p>
     <w:p>
       <w:r>
+        <w:rPr>
+          <w:noProof/>
+        </w:rPr>
+        <w:lastRenderedPageBreak/>
         <w:drawing>
           <wp:inline distT="0" distB="0" distL="0" distR="0" wp14:anchorId="29C6B0B0" wp14:editId="3ACD3124">
             <wp:extent cx="5943600" cy="1581785"/>
@@ -185,7 +237,7 @@
                     <pic:cNvPicPr/>
                   </pic:nvPicPr>
                   <pic:blipFill>
-                    <a:blip r:embed="rId8"/>
+                    <a:blip r:embed="rId9"/>
                     <a:stretch>
                       <a:fillRect/>
                     </a:stretch>
@@ -208,7 +260,9 @@
     </w:p>
     <w:p>
       <w:r>
-        <w:lastRenderedPageBreak/>
+        <w:rPr>
+          <w:noProof/>
+        </w:rPr>
         <w:drawing>
           <wp:inline distT="0" distB="0" distL="0" distR="0" wp14:anchorId="1C8B801B" wp14:editId="36C04556">
             <wp:extent cx="5943600" cy="1665605"/>
@@ -225,7 +279,7 @@
                     <pic:cNvPicPr/>
                   </pic:nvPicPr>
                   <pic:blipFill>
-                    <a:blip r:embed="rId9"/>
+                    <a:blip r:embed="rId10"/>
                     <a:stretch>
                       <a:fillRect/>
                     </a:stretch>
@@ -248,6 +302,10 @@
     </w:p>
     <w:p>
       <w:r>
+        <w:rPr>
+          <w:noProof/>
+        </w:rPr>
+        <w:lastRenderedPageBreak/>
         <w:drawing>
           <wp:inline distT="0" distB="0" distL="0" distR="0" wp14:anchorId="576BF7D4" wp14:editId="2007F37D">
             <wp:extent cx="5943600" cy="5204460"/>
@@ -264,7 +322,7 @@
                     <pic:cNvPicPr/>
                   </pic:nvPicPr>
                   <pic:blipFill>
-                    <a:blip r:embed="rId10"/>
+                    <a:blip r:embed="rId11"/>
                     <a:stretch>
                       <a:fillRect/>
                     </a:stretch>
@@ -289,6 +347,9 @@
     <w:p/>
     <w:p>
       <w:r>
+        <w:rPr>
+          <w:noProof/>
+        </w:rPr>
         <w:lastRenderedPageBreak/>
         <w:drawing>
           <wp:inline distT="0" distB="0" distL="0" distR="0" wp14:anchorId="7A777914" wp14:editId="315AEA8A">
@@ -306,7 +367,7 @@
                     <pic:cNvPicPr/>
                   </pic:nvPicPr>
                   <pic:blipFill>
-                    <a:blip r:embed="rId11"/>
+                    <a:blip r:embed="rId12"/>
                     <a:stretch>
                       <a:fillRect/>
                     </a:stretch>
@@ -329,6 +390,9 @@
     </w:p>
     <w:p>
       <w:r>
+        <w:rPr>
+          <w:noProof/>
+        </w:rPr>
         <w:drawing>
           <wp:inline distT="0" distB="0" distL="0" distR="0" wp14:anchorId="44309BF9" wp14:editId="5B05E985">
             <wp:extent cx="5943600" cy="2965450"/>
@@ -345,7 +409,7 @@
                     <pic:cNvPicPr/>
                   </pic:nvPicPr>
                   <pic:blipFill>
-                    <a:blip r:embed="rId12"/>
+                    <a:blip r:embed="rId13"/>
                     <a:stretch>
                       <a:fillRect/>
                     </a:stretch>

--- a/Successful deployment of java app on EKS cluster using helm charts.docx
+++ b/Successful deployment of java app on EKS cluster using helm charts.docx
@@ -5,6 +5,22 @@
     <w:p>
       <w:r>
         <w:t>Successful deployment of java app on EKS cluster using helm charts. (microservice app)</w:t>
+      </w:r>
+    </w:p>
+    <w:p>
+      <w:pPr>
+        <w:rPr>
+          <w:b/>
+          <w:bCs/>
+        </w:rPr>
+      </w:pPr>
+      <w:r>
+        <w:rPr>
+          <w:b/>
+          <w:bCs/>
+          <w:highlight w:val="yellow"/>
+        </w:rPr>
+        <w:t>Docker Image with helm tag pushed to DockerHub</w:t>
       </w:r>
     </w:p>
     <w:p>
@@ -46,6 +62,145 @@
         </w:drawing>
       </w:r>
     </w:p>
+    <w:p/>
+    <w:p>
+      <w:pPr>
+        <w:rPr>
+          <w:b/>
+          <w:bCs/>
+        </w:rPr>
+      </w:pPr>
+      <w:r>
+        <w:rPr>
+          <w:b/>
+          <w:bCs/>
+          <w:highlight w:val="yellow"/>
+        </w:rPr>
+        <w:t xml:space="preserve">VPC created by eksctl create </w:t>
+      </w:r>
+      <w:r>
+        <w:rPr>
+          <w:b/>
+          <w:bCs/>
+          <w:highlight w:val="yellow"/>
+        </w:rPr>
+        <w:t>cluster</w:t>
+      </w:r>
+      <w:r>
+        <w:rPr>
+          <w:b/>
+          <w:bCs/>
+          <w:highlight w:val="yellow"/>
+        </w:rPr>
+        <w:t xml:space="preserve"> </w:t>
+      </w:r>
+      <w:r>
+        <w:rPr>
+          <w:b/>
+          <w:bCs/>
+          <w:highlight w:val="yellow"/>
+        </w:rPr>
+        <w:t>that</w:t>
+      </w:r>
+      <w:r>
+        <w:rPr>
+          <w:b/>
+          <w:bCs/>
+          <w:highlight w:val="yellow"/>
+        </w:rPr>
+        <w:t xml:space="preserve"> EKS </w:t>
+      </w:r>
+      <w:r>
+        <w:rPr>
+          <w:b/>
+          <w:bCs/>
+          <w:highlight w:val="yellow"/>
+        </w:rPr>
+        <w:t>cluster</w:t>
+      </w:r>
+      <w:r>
+        <w:rPr>
+          <w:b/>
+          <w:bCs/>
+          <w:highlight w:val="yellow"/>
+        </w:rPr>
+        <w:t xml:space="preserve"> will be created in</w:t>
+      </w:r>
+    </w:p>
+    <w:p>
+      <w:r>
+        <w:drawing>
+          <wp:inline distT="0" distB="0" distL="0" distR="0" wp14:anchorId="6F74A821" wp14:editId="76B897E7">
+            <wp:extent cx="5943600" cy="2298065"/>
+            <wp:effectExtent l="0" t="0" r="0" b="6985"/>
+            <wp:docPr id="792444296" name="Picture 1"/>
+            <wp:cNvGraphicFramePr>
+              <a:graphicFrameLocks xmlns:a="http://schemas.openxmlformats.org/drawingml/2006/main" noChangeAspect="1"/>
+            </wp:cNvGraphicFramePr>
+            <a:graphic xmlns:a="http://schemas.openxmlformats.org/drawingml/2006/main">
+              <a:graphicData uri="http://schemas.openxmlformats.org/drawingml/2006/picture">
+                <pic:pic xmlns:pic="http://schemas.openxmlformats.org/drawingml/2006/picture">
+                  <pic:nvPicPr>
+                    <pic:cNvPr id="792444296" name=""/>
+                    <pic:cNvPicPr/>
+                  </pic:nvPicPr>
+                  <pic:blipFill>
+                    <a:blip r:embed="rId5"/>
+                    <a:stretch>
+                      <a:fillRect/>
+                    </a:stretch>
+                  </pic:blipFill>
+                  <pic:spPr>
+                    <a:xfrm>
+                      <a:off x="0" y="0"/>
+                      <a:ext cx="5943600" cy="2298065"/>
+                    </a:xfrm>
+                    <a:prstGeom prst="rect">
+                      <a:avLst/>
+                    </a:prstGeom>
+                  </pic:spPr>
+                </pic:pic>
+              </a:graphicData>
+            </a:graphic>
+          </wp:inline>
+        </w:drawing>
+      </w:r>
+    </w:p>
+    <w:p/>
+    <w:p/>
+    <w:p>
+      <w:pPr>
+        <w:rPr>
+          <w:b/>
+          <w:bCs/>
+        </w:rPr>
+      </w:pPr>
+      <w:r>
+        <w:rPr>
+          <w:b/>
+          <w:bCs/>
+          <w:highlight w:val="yellow"/>
+        </w:rPr>
+        <w:lastRenderedPageBreak/>
+        <w:t>Worker Node</w:t>
+      </w:r>
+      <w:r>
+        <w:rPr>
+          <w:b/>
+          <w:bCs/>
+          <w:highlight w:val="yellow"/>
+        </w:rPr>
+        <w:t>s</w:t>
+      </w:r>
+      <w:r>
+        <w:rPr>
+          <w:b/>
+          <w:bCs/>
+          <w:highlight w:val="yellow"/>
+        </w:rPr>
+        <w:t xml:space="preserve"> for the EKS cluster created by eksctl create</w:t>
+      </w:r>
+    </w:p>
     <w:p>
       <w:r>
         <w:rPr>
@@ -67,7 +222,7 @@
                     <pic:cNvPicPr/>
                   </pic:nvPicPr>
                   <pic:blipFill>
-                    <a:blip r:embed="rId5"/>
+                    <a:blip r:embed="rId6"/>
                     <a:stretch>
                       <a:fillRect/>
                     </a:stretch>
@@ -93,7 +248,6 @@
         <w:rPr>
           <w:noProof/>
         </w:rPr>
-        <w:lastRenderedPageBreak/>
         <w:drawing>
           <wp:inline distT="0" distB="0" distL="0" distR="0" wp14:anchorId="4C0FB9E1" wp14:editId="50EB19C2">
             <wp:extent cx="5943600" cy="2791460"/>
@@ -110,7 +264,7 @@
                     <pic:cNvPicPr/>
                   </pic:nvPicPr>
                   <pic:blipFill>
-                    <a:blip r:embed="rId6"/>
+                    <a:blip r:embed="rId7"/>
                     <a:stretch>
                       <a:fillRect/>
                     </a:stretch>
@@ -131,6 +285,36 @@
         </w:drawing>
       </w:r>
     </w:p>
+    <w:p/>
+    <w:p/>
+    <w:p/>
+    <w:p/>
+    <w:p/>
+    <w:p>
+      <w:pPr>
+        <w:rPr>
+          <w:b/>
+          <w:bCs/>
+        </w:rPr>
+      </w:pPr>
+      <w:r>
+        <w:rPr>
+          <w:b/>
+          <w:bCs/>
+          <w:highlight w:val="yellow"/>
+        </w:rPr>
+        <w:lastRenderedPageBreak/>
+        <w:t xml:space="preserve">Load Balancer created by </w:t>
+      </w:r>
+      <w:r>
+        <w:rPr>
+          <w:b/>
+          <w:bCs/>
+          <w:highlight w:val="yellow"/>
+        </w:rPr>
+        <w:t>Nginx Ingress Controller</w:t>
+      </w:r>
+    </w:p>
     <w:p>
       <w:r>
         <w:rPr>
@@ -152,7 +336,7 @@
                     <pic:cNvPicPr/>
                   </pic:nvPicPr>
                   <pic:blipFill>
-                    <a:blip r:embed="rId7"/>
+                    <a:blip r:embed="rId8"/>
                     <a:stretch>
                       <a:fillRect/>
                     </a:stretch>
@@ -174,6 +358,22 @@
       </w:r>
     </w:p>
     <w:p>
+      <w:pPr>
+        <w:rPr>
+          <w:b/>
+          <w:bCs/>
+        </w:rPr>
+      </w:pPr>
+      <w:r>
+        <w:rPr>
+          <w:b/>
+          <w:bCs/>
+          <w:highlight w:val="yellow"/>
+        </w:rPr>
+        <w:t>CNAME record for Load Balancer added in Route53 Hosted Zone</w:t>
+      </w:r>
+    </w:p>
+    <w:p>
       <w:r>
         <w:rPr>
           <w:noProof/>
@@ -194,7 +394,7 @@
                     <pic:cNvPicPr/>
                   </pic:nvPicPr>
                   <pic:blipFill>
-                    <a:blip r:embed="rId8"/>
+                    <a:blip r:embed="rId9"/>
                     <a:stretch>
                       <a:fillRect/>
                     </a:stretch>
@@ -215,12 +415,52 @@
         </w:drawing>
       </w:r>
     </w:p>
+    <w:p/>
     <w:p>
+      <w:pPr>
+        <w:rPr>
+          <w:b/>
+          <w:bCs/>
+        </w:rPr>
+      </w:pPr>
+      <w:r>
+        <w:rPr>
+          <w:b/>
+          <w:bCs/>
+          <w:highlight w:val="yellow"/>
+        </w:rPr>
+        <w:t>Security group</w:t>
+      </w:r>
+      <w:r>
+        <w:rPr>
+          <w:b/>
+          <w:bCs/>
+          <w:highlight w:val="yellow"/>
+        </w:rPr>
+        <w:t>s</w:t>
+      </w:r>
+      <w:r>
+        <w:rPr>
+          <w:b/>
+          <w:bCs/>
+          <w:highlight w:val="yellow"/>
+        </w:rPr>
+        <w:t xml:space="preserve"> created by eksctl</w:t>
+      </w:r>
+      <w:r>
+        <w:rPr>
+          <w:b/>
+          <w:bCs/>
+          <w:highlight w:val="yellow"/>
+        </w:rPr>
+        <w:t>. One SG for control plane, one SG for worker nodes</w:t>
+      </w:r>
+    </w:p>
+    <w:p>
       <w:r>
         <w:rPr>
           <w:noProof/>
         </w:rPr>
-        <w:lastRenderedPageBreak/>
         <w:drawing>
           <wp:inline distT="0" distB="0" distL="0" distR="0" wp14:anchorId="29C6B0B0" wp14:editId="3ACD3124">
             <wp:extent cx="5943600" cy="1581785"/>
@@ -237,7 +477,7 @@
                     <pic:cNvPicPr/>
                   </pic:nvPicPr>
                   <pic:blipFill>
-                    <a:blip r:embed="rId9"/>
+                    <a:blip r:embed="rId10"/>
                     <a:stretch>
                       <a:fillRect/>
                     </a:stretch>
@@ -259,6 +499,23 @@
       </w:r>
     </w:p>
     <w:p>
+      <w:pPr>
+        <w:rPr>
+          <w:b/>
+          <w:bCs/>
+        </w:rPr>
+      </w:pPr>
+      <w:r>
+        <w:rPr>
+          <w:b/>
+          <w:bCs/>
+          <w:highlight w:val="yellow"/>
+        </w:rPr>
+        <w:lastRenderedPageBreak/>
+        <w:t>Validate app deployment</w:t>
+      </w:r>
+    </w:p>
+    <w:p>
       <w:r>
         <w:rPr>
           <w:noProof/>
@@ -279,7 +536,7 @@
                     <pic:cNvPicPr/>
                   </pic:nvPicPr>
                   <pic:blipFill>
-                    <a:blip r:embed="rId10"/>
+                    <a:blip r:embed="rId11"/>
                     <a:stretch>
                       <a:fillRect/>
                     </a:stretch>
@@ -305,7 +562,6 @@
         <w:rPr>
           <w:noProof/>
         </w:rPr>
-        <w:lastRenderedPageBreak/>
         <w:drawing>
           <wp:inline distT="0" distB="0" distL="0" distR="0" wp14:anchorId="576BF7D4" wp14:editId="2007F37D">
             <wp:extent cx="5943600" cy="5204460"/>
@@ -322,7 +578,7 @@
                     <pic:cNvPicPr/>
                   </pic:nvPicPr>
                   <pic:blipFill>
-                    <a:blip r:embed="rId11"/>
+                    <a:blip r:embed="rId12"/>
                     <a:stretch>
                       <a:fillRect/>
                     </a:stretch>
@@ -367,7 +623,7 @@
                     <pic:cNvPicPr/>
                   </pic:nvPicPr>
                   <pic:blipFill>
-                    <a:blip r:embed="rId12"/>
+                    <a:blip r:embed="rId13"/>
                     <a:stretch>
                       <a:fillRect/>
                     </a:stretch>
@@ -409,7 +665,7 @@
                     <pic:cNvPicPr/>
                   </pic:nvPicPr>
                   <pic:blipFill>
-                    <a:blip r:embed="rId13"/>
+                    <a:blip r:embed="rId14"/>
                     <a:stretch>
                       <a:fillRect/>
                     </a:stretch>
